--- a/Module5_Week1_Submission.docx
+++ b/Module5_Week1_Submission.docx
@@ -26,6 +26,51 @@
     </w:p>
     <w:p>
       <w:pPr>
+        <w:jc w:val="center"/>
+        <w:rPr>
+          <w:rFonts w:cstheme="minorHAnsi"/>
+          <w:b/>
+          <w:bCs/>
+          <w:sz w:val="32"/>
+          <w:szCs w:val="32"/>
+        </w:rPr>
+      </w:pPr>
+      <w:r>
+        <w:rPr>
+          <w:rFonts w:cstheme="minorHAnsi"/>
+          <w:b/>
+          <w:bCs/>
+          <w:sz w:val="32"/>
+          <w:szCs w:val="32"/>
+        </w:rPr>
+        <w:t>(</w:t>
+      </w:r>
+      <w:hyperlink r:id="rId4" w:history="1">
+        <w:r>
+          <w:rPr>
+            <w:rStyle w:val="Hyperlink"/>
+            <w:rFonts w:cstheme="minorHAnsi"/>
+            <w:b/>
+            <w:bCs/>
+            <w:sz w:val="32"/>
+            <w:szCs w:val="32"/>
+          </w:rPr>
+          <w:t>GitHub Link</w:t>
+        </w:r>
+      </w:hyperlink>
+      <w:r>
+        <w:rPr>
+          <w:rFonts w:cstheme="minorHAnsi"/>
+          <w:b/>
+          <w:bCs/>
+          <w:sz w:val="32"/>
+          <w:szCs w:val="32"/>
+        </w:rPr>
+        <w:t>)</w:t>
+      </w:r>
+    </w:p>
+    <w:p>
+      <w:pPr>
         <w:rPr>
           <w:rFonts w:cstheme="minorHAnsi"/>
         </w:rPr>
@@ -79,35 +124,7 @@
         <w:rPr>
           <w:rFonts w:cstheme="minorHAnsi"/>
         </w:rPr>
-        <w:t>Repository: `</w:t>
-      </w:r>
-      <w:proofErr w:type="spellStart"/>
-      <w:r>
-        <w:rPr>
-          <w:rFonts w:cstheme="minorHAnsi"/>
-        </w:rPr>
-        <w:t>metacomp</w:t>
-      </w:r>
-      <w:proofErr w:type="spellEnd"/>
-      <w:r>
-        <w:rPr>
-          <w:rFonts w:cstheme="minorHAnsi"/>
-        </w:rPr>
-        <w:t>/</w:t>
-      </w:r>
-      <w:proofErr w:type="spellStart"/>
-      <w:r>
-        <w:rPr>
-          <w:rFonts w:cstheme="minorHAnsi"/>
-        </w:rPr>
-        <w:t>dsa</w:t>
-      </w:r>
-      <w:proofErr w:type="spellEnd"/>
-      <w:r>
-        <w:rPr>
-          <w:rFonts w:cstheme="minorHAnsi"/>
-        </w:rPr>
-        <w:t>-project`</w:t>
+        <w:t>Repository: `metacomp/dsa-project`</w:t>
       </w:r>
     </w:p>
     <w:p>
@@ -171,7 +188,6 @@
         </w:rPr>
         <w:t xml:space="preserve">I selected </w:t>
       </w:r>
-      <w:proofErr w:type="spellStart"/>
       <w:r>
         <w:rPr>
           <w:rFonts w:cstheme="minorHAnsi"/>
@@ -182,32 +198,13 @@
         </w:rPr>
         <w:t>SimpleArraySort</w:t>
       </w:r>
-      <w:proofErr w:type="spellEnd"/>
-      <w:r>
-        <w:rPr>
-          <w:rFonts w:cstheme="minorHAnsi"/>
-          <w:sz w:val="20"/>
-          <w:szCs w:val="20"/>
-        </w:rPr>
-        <w:t xml:space="preserve"> from `</w:t>
-      </w:r>
-      <w:proofErr w:type="spellStart"/>
-      <w:r>
-        <w:rPr>
-          <w:rFonts w:cstheme="minorHAnsi"/>
-          <w:sz w:val="20"/>
-          <w:szCs w:val="20"/>
-        </w:rPr>
-        <w:t>PythonVisualizations</w:t>
-      </w:r>
-      <w:proofErr w:type="spellEnd"/>
-      <w:r>
-        <w:rPr>
-          <w:rFonts w:cstheme="minorHAnsi"/>
-          <w:sz w:val="20"/>
-          <w:szCs w:val="20"/>
-        </w:rPr>
-        <w:t>/SimpleSorting.py`.</w:t>
+      <w:r>
+        <w:rPr>
+          <w:rFonts w:cstheme="minorHAnsi"/>
+          <w:sz w:val="20"/>
+          <w:szCs w:val="20"/>
+        </w:rPr>
+        <w:t xml:space="preserve"> from `PythonVisualizations/SimpleSorting.py`.</w:t>
       </w:r>
     </w:p>
     <w:p>
@@ -274,238 +271,58 @@
           <w:sz w:val="20"/>
           <w:szCs w:val="20"/>
         </w:rPr>
-        <w:t>1. `Visualization` (`Visualization.py`) manages the Tk canvas and animation primitives (`</w:t>
-      </w:r>
-      <w:proofErr w:type="spellStart"/>
-      <w:r>
-        <w:rPr>
-          <w:rFonts w:cstheme="minorHAnsi"/>
-          <w:sz w:val="20"/>
-          <w:szCs w:val="20"/>
-        </w:rPr>
-        <w:t>moveItemsBy</w:t>
-      </w:r>
-      <w:proofErr w:type="spellEnd"/>
-      <w:r>
-        <w:rPr>
-          <w:rFonts w:cstheme="minorHAnsi"/>
-          <w:sz w:val="20"/>
-          <w:szCs w:val="20"/>
-        </w:rPr>
-        <w:t>`, `</w:t>
-      </w:r>
-      <w:proofErr w:type="spellStart"/>
-      <w:r>
-        <w:rPr>
-          <w:rFonts w:cstheme="minorHAnsi"/>
-          <w:sz w:val="20"/>
-          <w:szCs w:val="20"/>
-        </w:rPr>
-        <w:t>moveItemsTo</w:t>
-      </w:r>
-      <w:proofErr w:type="spellEnd"/>
-      <w:r>
-        <w:rPr>
-          <w:rFonts w:cstheme="minorHAnsi"/>
-          <w:sz w:val="20"/>
-          <w:szCs w:val="20"/>
-        </w:rPr>
-        <w:t>`, `</w:t>
-      </w:r>
-      <w:proofErr w:type="spellStart"/>
-      <w:r>
-        <w:rPr>
-          <w:rFonts w:cstheme="minorHAnsi"/>
-          <w:sz w:val="20"/>
-          <w:szCs w:val="20"/>
-        </w:rPr>
-        <w:t>moveItemsOnCurve</w:t>
-      </w:r>
-      <w:proofErr w:type="spellEnd"/>
-      <w:r>
-        <w:rPr>
-          <w:rFonts w:cstheme="minorHAnsi"/>
-          <w:sz w:val="20"/>
-          <w:szCs w:val="20"/>
-        </w:rPr>
-        <w:t>`).</w:t>
-      </w:r>
-    </w:p>
-    <w:p>
-      <w:pPr>
-        <w:rPr>
-          <w:rFonts w:cstheme="minorHAnsi"/>
-          <w:sz w:val="20"/>
-          <w:szCs w:val="20"/>
-        </w:rPr>
-      </w:pPr>
-      <w:r>
-        <w:rPr>
-          <w:rFonts w:cstheme="minorHAnsi"/>
-          <w:sz w:val="20"/>
-          <w:szCs w:val="20"/>
-        </w:rPr>
-        <w:t>2. `</w:t>
-      </w:r>
-      <w:proofErr w:type="spellStart"/>
-      <w:r>
-        <w:rPr>
-          <w:rFonts w:cstheme="minorHAnsi"/>
-          <w:sz w:val="20"/>
-          <w:szCs w:val="20"/>
-        </w:rPr>
-        <w:t>VisualizationApp</w:t>
-      </w:r>
-      <w:proofErr w:type="spellEnd"/>
-      <w:r>
-        <w:rPr>
-          <w:rFonts w:cstheme="minorHAnsi"/>
-          <w:sz w:val="20"/>
-          <w:szCs w:val="20"/>
-        </w:rPr>
-        <w:t>` (`VisualizationApp.py`) adds the operations panel, argument entry, animation controls, and code-highlighting workflow (`</w:t>
-      </w:r>
-      <w:proofErr w:type="spellStart"/>
-      <w:r>
-        <w:rPr>
-          <w:rFonts w:cstheme="minorHAnsi"/>
-          <w:sz w:val="20"/>
-          <w:szCs w:val="20"/>
-        </w:rPr>
-        <w:t>createCallEnvironment</w:t>
-      </w:r>
-      <w:proofErr w:type="spellEnd"/>
-      <w:r>
-        <w:rPr>
-          <w:rFonts w:cstheme="minorHAnsi"/>
-          <w:sz w:val="20"/>
-          <w:szCs w:val="20"/>
-        </w:rPr>
-        <w:t>`, `</w:t>
-      </w:r>
-      <w:proofErr w:type="spellStart"/>
-      <w:r>
-        <w:rPr>
-          <w:rFonts w:cstheme="minorHAnsi"/>
-          <w:sz w:val="20"/>
-          <w:szCs w:val="20"/>
-        </w:rPr>
-        <w:t>highlightCode</w:t>
-      </w:r>
-      <w:proofErr w:type="spellEnd"/>
-      <w:r>
-        <w:rPr>
-          <w:rFonts w:cstheme="minorHAnsi"/>
-          <w:sz w:val="20"/>
-          <w:szCs w:val="20"/>
-        </w:rPr>
-        <w:t>`, `</w:t>
-      </w:r>
-      <w:proofErr w:type="spellStart"/>
-      <w:r>
-        <w:rPr>
-          <w:rFonts w:cstheme="minorHAnsi"/>
-          <w:sz w:val="20"/>
-          <w:szCs w:val="20"/>
-        </w:rPr>
-        <w:t>cleanUp</w:t>
-      </w:r>
-      <w:proofErr w:type="spellEnd"/>
-      <w:r>
-        <w:rPr>
-          <w:rFonts w:cstheme="minorHAnsi"/>
-          <w:sz w:val="20"/>
-          <w:szCs w:val="20"/>
-        </w:rPr>
-        <w:t>`).</w:t>
-      </w:r>
-    </w:p>
-    <w:p>
-      <w:pPr>
-        <w:rPr>
-          <w:rFonts w:cstheme="minorHAnsi"/>
-          <w:sz w:val="20"/>
-          <w:szCs w:val="20"/>
-        </w:rPr>
-      </w:pPr>
-      <w:r>
-        <w:rPr>
-          <w:rFonts w:cstheme="minorHAnsi"/>
-          <w:sz w:val="20"/>
-          <w:szCs w:val="20"/>
-        </w:rPr>
-        <w:t>3. `</w:t>
-      </w:r>
-      <w:proofErr w:type="spellStart"/>
-      <w:r>
-        <w:rPr>
-          <w:rFonts w:cstheme="minorHAnsi"/>
-          <w:sz w:val="20"/>
-          <w:szCs w:val="20"/>
-        </w:rPr>
-        <w:t>SortingBase</w:t>
-      </w:r>
-      <w:proofErr w:type="spellEnd"/>
-      <w:r>
-        <w:rPr>
-          <w:rFonts w:cstheme="minorHAnsi"/>
-          <w:sz w:val="20"/>
-          <w:szCs w:val="20"/>
-        </w:rPr>
-        <w:t xml:space="preserve">` (`SortingBase.py`) adds array-specific visual </w:t>
-      </w:r>
-      <w:proofErr w:type="spellStart"/>
-      <w:r>
-        <w:rPr>
-          <w:rFonts w:cstheme="minorHAnsi"/>
-          <w:sz w:val="20"/>
-          <w:szCs w:val="20"/>
-        </w:rPr>
-        <w:t>behavior</w:t>
-      </w:r>
-      <w:proofErr w:type="spellEnd"/>
-      <w:r>
-        <w:rPr>
-          <w:rFonts w:cstheme="minorHAnsi"/>
-          <w:sz w:val="20"/>
-          <w:szCs w:val="20"/>
-        </w:rPr>
-        <w:t xml:space="preserve"> such as array cell drawing, index arrows, swaps, and value-move animations.</w:t>
-      </w:r>
-    </w:p>
-    <w:p>
-      <w:pPr>
-        <w:rPr>
-          <w:rFonts w:cstheme="minorHAnsi"/>
-          <w:sz w:val="20"/>
-          <w:szCs w:val="20"/>
-        </w:rPr>
-      </w:pPr>
-      <w:r>
-        <w:rPr>
-          <w:rFonts w:cstheme="minorHAnsi"/>
-          <w:sz w:val="20"/>
-          <w:szCs w:val="20"/>
-        </w:rPr>
-        <w:t>4. `</w:t>
-      </w:r>
-      <w:proofErr w:type="spellStart"/>
-      <w:r>
-        <w:rPr>
-          <w:rFonts w:cstheme="minorHAnsi"/>
-          <w:sz w:val="20"/>
-          <w:szCs w:val="20"/>
-        </w:rPr>
-        <w:t>SimpleArraySort</w:t>
-      </w:r>
-      <w:proofErr w:type="spellEnd"/>
-      <w:r>
-        <w:rPr>
-          <w:rFonts w:cstheme="minorHAnsi"/>
-          <w:sz w:val="20"/>
-          <w:szCs w:val="20"/>
-        </w:rPr>
-        <w:t>` (`SimpleSorting.py`) implements specific sorting algorithms and connects them to buttons.</w:t>
+        <w:t>1. `Visualization` (`Visualization.py`) manages the Tk canvas and animation primitives (`moveItemsBy`, `moveItemsTo`, `moveItemsOnCurve`).</w:t>
+      </w:r>
+    </w:p>
+    <w:p>
+      <w:pPr>
+        <w:rPr>
+          <w:rFonts w:cstheme="minorHAnsi"/>
+          <w:sz w:val="20"/>
+          <w:szCs w:val="20"/>
+        </w:rPr>
+      </w:pPr>
+      <w:r>
+        <w:rPr>
+          <w:rFonts w:cstheme="minorHAnsi"/>
+          <w:sz w:val="20"/>
+          <w:szCs w:val="20"/>
+        </w:rPr>
+        <w:t>2. `VisualizationApp` (`VisualizationApp.py`) adds the operations panel, argument entry, animation controls, and code-highlighting workflow (`createCallEnvironment`, `highlightCode`, `cleanUp`).</w:t>
+      </w:r>
+    </w:p>
+    <w:p>
+      <w:pPr>
+        <w:rPr>
+          <w:rFonts w:cstheme="minorHAnsi"/>
+          <w:sz w:val="20"/>
+          <w:szCs w:val="20"/>
+        </w:rPr>
+      </w:pPr>
+      <w:r>
+        <w:rPr>
+          <w:rFonts w:cstheme="minorHAnsi"/>
+          <w:sz w:val="20"/>
+          <w:szCs w:val="20"/>
+        </w:rPr>
+        <w:t>3. `SortingBase` (`SortingBase.py`) adds array-specific visual behavior such as array cell drawing, index arrows, swaps, and value-move animations.</w:t>
+      </w:r>
+    </w:p>
+    <w:p>
+      <w:pPr>
+        <w:rPr>
+          <w:rFonts w:cstheme="minorHAnsi"/>
+          <w:sz w:val="20"/>
+          <w:szCs w:val="20"/>
+        </w:rPr>
+      </w:pPr>
+      <w:r>
+        <w:rPr>
+          <w:rFonts w:cstheme="minorHAnsi"/>
+          <w:sz w:val="20"/>
+          <w:szCs w:val="20"/>
+        </w:rPr>
+        <w:t>4. `SimpleArraySort` (`SimpleSorting.py`) implements specific sorting algorithms and connects them to buttons.</w:t>
       </w:r>
     </w:p>
     <w:p>
@@ -577,71 +394,19 @@
           <w:rFonts w:cstheme="minorHAnsi"/>
         </w:rPr>
       </w:pPr>
-      <w:proofErr w:type="spellStart"/>
-      <w:r>
-        <w:rPr>
-          <w:rFonts w:cstheme="minorHAnsi"/>
-        </w:rPr>
-        <w:t>self.list</w:t>
-      </w:r>
-      <w:proofErr w:type="spellEnd"/>
-      <w:r>
-        <w:rPr>
-          <w:rFonts w:cstheme="minorHAnsi"/>
-        </w:rPr>
-        <w:t xml:space="preserve"> = []  # list of </w:t>
-      </w:r>
-      <w:proofErr w:type="spellStart"/>
-      <w:r>
-        <w:rPr>
-          <w:rFonts w:cstheme="minorHAnsi"/>
-        </w:rPr>
-        <w:t>drawnValue</w:t>
-      </w:r>
-      <w:proofErr w:type="spellEnd"/>
-      <w:r>
-        <w:rPr>
-          <w:rFonts w:cstheme="minorHAnsi"/>
-        </w:rPr>
-        <w:t xml:space="preserve"> objects</w:t>
-      </w:r>
-    </w:p>
-    <w:p>
-      <w:pPr>
-        <w:rPr>
-          <w:rFonts w:cstheme="minorHAnsi"/>
-        </w:rPr>
-      </w:pPr>
-    </w:p>
-    <w:p>
-      <w:pPr>
-        <w:rPr>
-          <w:rFonts w:cstheme="minorHAnsi"/>
-        </w:rPr>
-      </w:pPr>
-      <w:r>
-        <w:rPr>
-          <w:rFonts w:cstheme="minorHAnsi"/>
-          <w:sz w:val="20"/>
-        </w:rPr>
-        <w:t>Each `</w:t>
-      </w:r>
-      <w:proofErr w:type="spellStart"/>
-      <w:r>
-        <w:rPr>
-          <w:rFonts w:cstheme="minorHAnsi"/>
-          <w:sz w:val="20"/>
-        </w:rPr>
-        <w:t>drawnValue</w:t>
-      </w:r>
-      <w:proofErr w:type="spellEnd"/>
-      <w:r>
-        <w:rPr>
-          <w:rFonts w:cstheme="minorHAnsi"/>
-          <w:sz w:val="20"/>
-        </w:rPr>
-        <w:t>` stores:</w:t>
-      </w:r>
+      <w:r>
+        <w:rPr>
+          <w:rFonts w:cstheme="minorHAnsi"/>
+        </w:rPr>
+        <w:t>self.list = []  # list of drawnValue objects</w:t>
+      </w:r>
+    </w:p>
+    <w:p>
+      <w:pPr>
+        <w:rPr>
+          <w:rFonts w:cstheme="minorHAnsi"/>
+        </w:rPr>
+      </w:pPr>
     </w:p>
     <w:p>
       <w:pPr>
@@ -655,23 +420,21 @@
           <w:sz w:val="20"/>
         </w:rPr>
         <w:lastRenderedPageBreak/>
-        <w:t>- `</w:t>
-      </w:r>
-      <w:proofErr w:type="spellStart"/>
-      <w:r>
-        <w:rPr>
-          <w:rFonts w:cstheme="minorHAnsi"/>
-          <w:sz w:val="20"/>
-        </w:rPr>
-        <w:t>val</w:t>
-      </w:r>
-      <w:proofErr w:type="spellEnd"/>
-      <w:r>
-        <w:rPr>
-          <w:rFonts w:cstheme="minorHAnsi"/>
-          <w:sz w:val="20"/>
-        </w:rPr>
-        <w:t>`: logical numeric value</w:t>
+        <w:t>Each `drawnValue` stores:</w:t>
+      </w:r>
+    </w:p>
+    <w:p>
+      <w:pPr>
+        <w:rPr>
+          <w:rFonts w:cstheme="minorHAnsi"/>
+        </w:rPr>
+      </w:pPr>
+      <w:r>
+        <w:rPr>
+          <w:rFonts w:cstheme="minorHAnsi"/>
+          <w:sz w:val="20"/>
+        </w:rPr>
+        <w:t>- `val`: logical numeric value</w:t>
       </w:r>
     </w:p>
     <w:p>
@@ -782,23 +545,7 @@
           <w:rFonts w:cstheme="minorHAnsi"/>
           <w:sz w:val="20"/>
         </w:rPr>
-        <w:t xml:space="preserve"> via `</w:t>
-      </w:r>
-      <w:proofErr w:type="spellStart"/>
-      <w:r>
-        <w:rPr>
-          <w:rFonts w:cstheme="minorHAnsi"/>
-          <w:sz w:val="20"/>
-        </w:rPr>
-        <w:t>highlightCode</w:t>
-      </w:r>
-      <w:proofErr w:type="spellEnd"/>
-      <w:r>
-        <w:rPr>
-          <w:rFonts w:cstheme="minorHAnsi"/>
-          <w:sz w:val="20"/>
-        </w:rPr>
-        <w:t>(...)`.</w:t>
+        <w:t xml:space="preserve"> via `highlightCode(...)`.</w:t>
       </w:r>
     </w:p>
     <w:p>
@@ -828,23 +575,7 @@
           <w:rFonts w:cstheme="minorHAnsi"/>
           <w:sz w:val="20"/>
         </w:rPr>
-        <w:t xml:space="preserve"> (e.g., `inner`, `last`, `left`, `right`) via `</w:t>
-      </w:r>
-      <w:proofErr w:type="spellStart"/>
-      <w:r>
-        <w:rPr>
-          <w:rFonts w:cstheme="minorHAnsi"/>
-          <w:sz w:val="20"/>
-        </w:rPr>
-        <w:t>createIndex</w:t>
-      </w:r>
-      <w:proofErr w:type="spellEnd"/>
-      <w:r>
-        <w:rPr>
-          <w:rFonts w:cstheme="minorHAnsi"/>
-          <w:sz w:val="20"/>
-        </w:rPr>
-        <w:t>(...)` and animated movement.</w:t>
+        <w:t xml:space="preserve"> (e.g., `inner`, `last`, `left`, `right`) via `createIndex(...)` and animated movement.</w:t>
       </w:r>
     </w:p>
     <w:p>
@@ -897,7 +628,6 @@
         </w:rPr>
         <w:t>For example, Bubble Sort in `</w:t>
       </w:r>
-      <w:proofErr w:type="spellStart"/>
       <w:r>
         <w:rPr>
           <w:rFonts w:cstheme="minorHAnsi"/>
@@ -907,7 +637,6 @@
         </w:rPr>
         <w:t>SimpleArraySort</w:t>
       </w:r>
-      <w:proofErr w:type="spellEnd"/>
       <w:r>
         <w:rPr>
           <w:rFonts w:cstheme="minorHAnsi"/>
@@ -955,39 +684,7 @@
           <w:rFonts w:cstheme="minorHAnsi"/>
           <w:sz w:val="20"/>
         </w:rPr>
-        <w:t>- animates each swap when `</w:t>
-      </w:r>
-      <w:proofErr w:type="spellStart"/>
-      <w:r>
-        <w:rPr>
-          <w:rFonts w:cstheme="minorHAnsi"/>
-          <w:sz w:val="20"/>
-        </w:rPr>
-        <w:t>self.__a</w:t>
-      </w:r>
-      <w:proofErr w:type="spellEnd"/>
-      <w:r>
-        <w:rPr>
-          <w:rFonts w:cstheme="minorHAnsi"/>
-          <w:sz w:val="20"/>
-        </w:rPr>
-        <w:t xml:space="preserve">[inner] &gt; </w:t>
-      </w:r>
-      <w:proofErr w:type="spellStart"/>
-      <w:r>
-        <w:rPr>
-          <w:rFonts w:cstheme="minorHAnsi"/>
-          <w:sz w:val="20"/>
-        </w:rPr>
-        <w:t>self.__a</w:t>
-      </w:r>
-      <w:proofErr w:type="spellEnd"/>
-      <w:r>
-        <w:rPr>
-          <w:rFonts w:cstheme="minorHAnsi"/>
-          <w:sz w:val="20"/>
-        </w:rPr>
-        <w:t>[inner+1]`.</w:t>
+        <w:t>- animates each swap when `self.__a[inner] &gt; self.__a[inner+1]`.</w:t>
       </w:r>
     </w:p>
     <w:p>
@@ -1088,23 +785,7 @@
           <w:rFonts w:cstheme="minorHAnsi"/>
           <w:sz w:val="20"/>
         </w:rPr>
-        <w:t>1. Create a new module under `</w:t>
-      </w:r>
-      <w:proofErr w:type="spellStart"/>
-      <w:r>
-        <w:rPr>
-          <w:rFonts w:cstheme="minorHAnsi"/>
-          <w:sz w:val="20"/>
-        </w:rPr>
-        <w:t>PythonVisualizations</w:t>
-      </w:r>
-      <w:proofErr w:type="spellEnd"/>
-      <w:r>
-        <w:rPr>
-          <w:rFonts w:cstheme="minorHAnsi"/>
-          <w:sz w:val="20"/>
-        </w:rPr>
-        <w:t>`.</w:t>
+        <w:t>1. Create a new module under `PythonVisualizations`.</w:t>
       </w:r>
     </w:p>
     <w:p>
@@ -1132,99 +813,21 @@
           <w:rFonts w:cstheme="minorHAnsi"/>
           <w:sz w:val="20"/>
         </w:rPr>
-        <w:t>- Extend `</w:t>
-      </w:r>
-      <w:proofErr w:type="spellStart"/>
-      <w:r>
-        <w:rPr>
-          <w:rFonts w:cstheme="minorHAnsi"/>
-          <w:sz w:val="20"/>
-        </w:rPr>
-        <w:t>SortingBase</w:t>
-      </w:r>
-      <w:proofErr w:type="spellEnd"/>
-      <w:r>
-        <w:rPr>
-          <w:rFonts w:cstheme="minorHAnsi"/>
-          <w:sz w:val="20"/>
-        </w:rPr>
-        <w:t xml:space="preserve">` for array/sorting </w:t>
-      </w:r>
-      <w:proofErr w:type="spellStart"/>
-      <w:r>
-        <w:rPr>
-          <w:rFonts w:cstheme="minorHAnsi"/>
-          <w:sz w:val="20"/>
-        </w:rPr>
-        <w:t>behavior</w:t>
-      </w:r>
-      <w:proofErr w:type="spellEnd"/>
-      <w:r>
-        <w:rPr>
-          <w:rFonts w:cstheme="minorHAnsi"/>
-          <w:sz w:val="20"/>
-        </w:rPr>
-        <w:t>.</w:t>
-      </w:r>
-    </w:p>
-    <w:p>
-      <w:pPr>
-        <w:rPr>
-          <w:rFonts w:cstheme="minorHAnsi"/>
-        </w:rPr>
-      </w:pPr>
-      <w:r>
-        <w:rPr>
-          <w:rFonts w:cstheme="minorHAnsi"/>
-          <w:sz w:val="20"/>
-        </w:rPr>
-        <w:t>- Extend `</w:t>
-      </w:r>
-      <w:proofErr w:type="spellStart"/>
-      <w:r>
-        <w:rPr>
-          <w:rFonts w:cstheme="minorHAnsi"/>
-          <w:sz w:val="20"/>
-        </w:rPr>
-        <w:t>VisualizationApp</w:t>
-      </w:r>
-      <w:proofErr w:type="spellEnd"/>
-      <w:r>
-        <w:rPr>
-          <w:rFonts w:cstheme="minorHAnsi"/>
-          <w:sz w:val="20"/>
-        </w:rPr>
-        <w:t>` for other structures/algorithms.</w:t>
-      </w:r>
-    </w:p>
-    <w:p>
-      <w:pPr>
-        <w:rPr>
-          <w:rFonts w:cstheme="minorHAnsi"/>
-        </w:rPr>
-      </w:pPr>
-      <w:r>
-        <w:rPr>
-          <w:rFonts w:cstheme="minorHAnsi"/>
-          <w:sz w:val="20"/>
-        </w:rPr>
-        <w:t>3. Build initial state in `__</w:t>
-      </w:r>
-      <w:proofErr w:type="spellStart"/>
-      <w:r>
-        <w:rPr>
-          <w:rFonts w:cstheme="minorHAnsi"/>
-          <w:sz w:val="20"/>
-        </w:rPr>
-        <w:t>init</w:t>
-      </w:r>
-      <w:proofErr w:type="spellEnd"/>
-      <w:r>
-        <w:rPr>
-          <w:rFonts w:cstheme="minorHAnsi"/>
-          <w:sz w:val="20"/>
-        </w:rPr>
-        <w:t>__` (model + initial drawing).</w:t>
+        <w:t>- Extend `SortingBase` for array/sorting behavior.</w:t>
+      </w:r>
+    </w:p>
+    <w:p>
+      <w:pPr>
+        <w:rPr>
+          <w:rFonts w:cstheme="minorHAnsi"/>
+        </w:rPr>
+      </w:pPr>
+      <w:r>
+        <w:rPr>
+          <w:rFonts w:cstheme="minorHAnsi"/>
+          <w:sz w:val="20"/>
+        </w:rPr>
+        <w:t>- Extend `VisualizationApp` for other structures/algorithms.</w:t>
       </w:r>
     </w:p>
     <w:p>
@@ -1239,39 +842,21 @@
           <w:sz w:val="20"/>
         </w:rPr>
         <w:lastRenderedPageBreak/>
-        <w:t>4. Add operations using `</w:t>
-      </w:r>
-      <w:proofErr w:type="spellStart"/>
-      <w:r>
-        <w:rPr>
-          <w:rFonts w:cstheme="minorHAnsi"/>
-          <w:sz w:val="20"/>
-        </w:rPr>
-        <w:t>addOperation</w:t>
-      </w:r>
-      <w:proofErr w:type="spellEnd"/>
-      <w:r>
-        <w:rPr>
-          <w:rFonts w:cstheme="minorHAnsi"/>
-          <w:sz w:val="20"/>
-        </w:rPr>
-        <w:t>(...)` in `</w:t>
-      </w:r>
-      <w:proofErr w:type="spellStart"/>
-      <w:r>
-        <w:rPr>
-          <w:rFonts w:cstheme="minorHAnsi"/>
-          <w:sz w:val="20"/>
-        </w:rPr>
-        <w:t>makeButtons</w:t>
-      </w:r>
-      <w:proofErr w:type="spellEnd"/>
-      <w:r>
-        <w:rPr>
-          <w:rFonts w:cstheme="minorHAnsi"/>
-          <w:sz w:val="20"/>
-        </w:rPr>
-        <w:t>(...)`.</w:t>
+        <w:t>3. Build initial state in `__init__` (model + initial drawing).</w:t>
+      </w:r>
+    </w:p>
+    <w:p>
+      <w:pPr>
+        <w:rPr>
+          <w:rFonts w:cstheme="minorHAnsi"/>
+        </w:rPr>
+      </w:pPr>
+      <w:r>
+        <w:rPr>
+          <w:rFonts w:cstheme="minorHAnsi"/>
+          <w:sz w:val="20"/>
+        </w:rPr>
+        <w:t>4. Add operations using `addOperation(...)` in `makeButtons(...)`.</w:t>
       </w:r>
     </w:p>
     <w:p>
@@ -1313,53 +898,21 @@
           <w:rFonts w:cstheme="minorHAnsi"/>
           <w:sz w:val="20"/>
         </w:rPr>
-        <w:t>- create a call environment with `</w:t>
-      </w:r>
-      <w:proofErr w:type="spellStart"/>
-      <w:r>
-        <w:rPr>
-          <w:rFonts w:cstheme="minorHAnsi"/>
-          <w:sz w:val="20"/>
-        </w:rPr>
-        <w:t>createCallEnvironment</w:t>
-      </w:r>
-      <w:proofErr w:type="spellEnd"/>
-      <w:r>
-        <w:rPr>
-          <w:rFonts w:cstheme="minorHAnsi"/>
-          <w:sz w:val="20"/>
-        </w:rPr>
-        <w:t>(...)`,</w:t>
-      </w:r>
-    </w:p>
-    <w:p>
-      <w:pPr>
-        <w:rPr>
-          <w:rFonts w:cstheme="minorHAnsi"/>
-        </w:rPr>
-      </w:pPr>
-      <w:r>
-        <w:rPr>
-          <w:rFonts w:cstheme="minorHAnsi"/>
-          <w:sz w:val="20"/>
-        </w:rPr>
-        <w:t>- call `</w:t>
-      </w:r>
-      <w:proofErr w:type="spellStart"/>
-      <w:r>
-        <w:rPr>
-          <w:rFonts w:cstheme="minorHAnsi"/>
-          <w:sz w:val="20"/>
-        </w:rPr>
-        <w:t>highlightCode</w:t>
-      </w:r>
-      <w:proofErr w:type="spellEnd"/>
-      <w:r>
-        <w:rPr>
-          <w:rFonts w:cstheme="minorHAnsi"/>
-          <w:sz w:val="20"/>
-        </w:rPr>
-        <w:t>(...)` at each decision point,</w:t>
+        <w:t>- create a call environment with `createCallEnvironment(...)`,</w:t>
+      </w:r>
+    </w:p>
+    <w:p>
+      <w:pPr>
+        <w:rPr>
+          <w:rFonts w:cstheme="minorHAnsi"/>
+        </w:rPr>
+      </w:pPr>
+      <w:r>
+        <w:rPr>
+          <w:rFonts w:cstheme="minorHAnsi"/>
+          <w:sz w:val="20"/>
+        </w:rPr>
+        <w:t>- call `highlightCode(...)` at each decision point,</w:t>
       </w:r>
     </w:p>
     <w:p>
@@ -1387,53 +940,21 @@
           <w:rFonts w:cstheme="minorHAnsi"/>
           <w:sz w:val="20"/>
         </w:rPr>
-        <w:t>- finish with `</w:t>
-      </w:r>
-      <w:proofErr w:type="spellStart"/>
-      <w:r>
-        <w:rPr>
-          <w:rFonts w:cstheme="minorHAnsi"/>
-          <w:sz w:val="20"/>
-        </w:rPr>
-        <w:t>cleanUp</w:t>
-      </w:r>
-      <w:proofErr w:type="spellEnd"/>
-      <w:r>
-        <w:rPr>
-          <w:rFonts w:cstheme="minorHAnsi"/>
-          <w:sz w:val="20"/>
-        </w:rPr>
-        <w:t>(...)`.</w:t>
-      </w:r>
-    </w:p>
-    <w:p>
-      <w:pPr>
-        <w:rPr>
-          <w:rFonts w:cstheme="minorHAnsi"/>
-        </w:rPr>
-      </w:pPr>
-      <w:r>
-        <w:rPr>
-          <w:rFonts w:cstheme="minorHAnsi"/>
-          <w:sz w:val="20"/>
-        </w:rPr>
-        <w:t>6. Ensure the class is discoverable by the launcher (`</w:t>
-      </w:r>
-      <w:proofErr w:type="spellStart"/>
-      <w:r>
-        <w:rPr>
-          <w:rFonts w:cstheme="minorHAnsi"/>
-          <w:sz w:val="20"/>
-        </w:rPr>
-        <w:t>runVisualization</w:t>
-      </w:r>
-      <w:proofErr w:type="spellEnd"/>
-      <w:r>
-        <w:rPr>
-          <w:rFonts w:cstheme="minorHAnsi"/>
-          <w:sz w:val="20"/>
-        </w:rPr>
-        <w:t>()` entry in the module).</w:t>
+        <w:t>- finish with `cleanUp(...)`.</w:t>
+      </w:r>
+    </w:p>
+    <w:p>
+      <w:pPr>
+        <w:rPr>
+          <w:rFonts w:cstheme="minorHAnsi"/>
+        </w:rPr>
+      </w:pPr>
+      <w:r>
+        <w:rPr>
+          <w:rFonts w:cstheme="minorHAnsi"/>
+          <w:sz w:val="20"/>
+        </w:rPr>
+        <w:t>6. Ensure the class is discoverable by the launcher (`runVisualization()` entry in the module).</w:t>
       </w:r>
     </w:p>
     <w:p>
@@ -1485,115 +1006,35 @@
           <w:rFonts w:cstheme="minorHAnsi"/>
           <w:sz w:val="20"/>
         </w:rPr>
-        <w:t>- `</w:t>
-      </w:r>
-      <w:proofErr w:type="spellStart"/>
-      <w:r>
-        <w:rPr>
-          <w:rFonts w:cstheme="minorHAnsi"/>
-          <w:sz w:val="20"/>
-        </w:rPr>
-        <w:t>PythonVisualizations</w:t>
-      </w:r>
-      <w:proofErr w:type="spellEnd"/>
-      <w:r>
-        <w:rPr>
-          <w:rFonts w:cstheme="minorHAnsi"/>
-          <w:sz w:val="20"/>
-        </w:rPr>
-        <w:t>/&lt;</w:t>
-      </w:r>
-      <w:proofErr w:type="spellStart"/>
-      <w:r>
-        <w:rPr>
-          <w:rFonts w:cstheme="minorHAnsi"/>
-          <w:sz w:val="20"/>
-        </w:rPr>
-        <w:t>NewModule</w:t>
-      </w:r>
-      <w:proofErr w:type="spellEnd"/>
-      <w:r>
-        <w:rPr>
-          <w:rFonts w:cstheme="minorHAnsi"/>
-          <w:sz w:val="20"/>
-        </w:rPr>
-        <w:t>&gt;.</w:t>
-      </w:r>
-      <w:proofErr w:type="spellStart"/>
-      <w:r>
-        <w:rPr>
-          <w:rFonts w:cstheme="minorHAnsi"/>
-          <w:sz w:val="20"/>
-        </w:rPr>
-        <w:t>py</w:t>
-      </w:r>
-      <w:proofErr w:type="spellEnd"/>
-      <w:r>
-        <w:rPr>
-          <w:rFonts w:cstheme="minorHAnsi"/>
-          <w:sz w:val="20"/>
-        </w:rPr>
-        <w:t>` (main new code)</w:t>
-      </w:r>
-    </w:p>
-    <w:p>
-      <w:pPr>
-        <w:rPr>
-          <w:rFonts w:cstheme="minorHAnsi"/>
-        </w:rPr>
-      </w:pPr>
-      <w:r>
-        <w:rPr>
-          <w:rFonts w:cstheme="minorHAnsi"/>
-          <w:sz w:val="20"/>
-        </w:rPr>
-        <w:t>- `</w:t>
-      </w:r>
-      <w:proofErr w:type="spellStart"/>
-      <w:r>
-        <w:rPr>
-          <w:rFonts w:cstheme="minorHAnsi"/>
-          <w:sz w:val="20"/>
-        </w:rPr>
-        <w:t>PythonVisualizations</w:t>
-      </w:r>
-      <w:proofErr w:type="spellEnd"/>
-      <w:r>
-        <w:rPr>
-          <w:rFonts w:cstheme="minorHAnsi"/>
-          <w:sz w:val="20"/>
-        </w:rPr>
-        <w:t>/runAllVisualizationsMenu.py` (optional menu grouping)</w:t>
-      </w:r>
-    </w:p>
-    <w:p>
-      <w:pPr>
-        <w:rPr>
-          <w:rFonts w:cstheme="minorHAnsi"/>
-        </w:rPr>
-      </w:pPr>
-      <w:r>
-        <w:rPr>
-          <w:rFonts w:cstheme="minorHAnsi"/>
-          <w:sz w:val="20"/>
-        </w:rPr>
-        <w:t xml:space="preserve">- `SortingBase.py` / `VisualizationApp.py` only if shared reusable </w:t>
-      </w:r>
-      <w:proofErr w:type="spellStart"/>
-      <w:r>
-        <w:rPr>
-          <w:rFonts w:cstheme="minorHAnsi"/>
-          <w:sz w:val="20"/>
-        </w:rPr>
-        <w:t>behavior</w:t>
-      </w:r>
-      <w:proofErr w:type="spellEnd"/>
-      <w:r>
-        <w:rPr>
-          <w:rFonts w:cstheme="minorHAnsi"/>
-          <w:sz w:val="20"/>
-        </w:rPr>
-        <w:t xml:space="preserve"> is needed</w:t>
+        <w:t>- `PythonVisualizations/&lt;NewModule&gt;.py` (main new code)</w:t>
+      </w:r>
+    </w:p>
+    <w:p>
+      <w:pPr>
+        <w:rPr>
+          <w:rFonts w:cstheme="minorHAnsi"/>
+        </w:rPr>
+      </w:pPr>
+      <w:r>
+        <w:rPr>
+          <w:rFonts w:cstheme="minorHAnsi"/>
+          <w:sz w:val="20"/>
+        </w:rPr>
+        <w:t>- `PythonVisualizations/runAllVisualizationsMenu.py` (optional menu grouping)</w:t>
+      </w:r>
+    </w:p>
+    <w:p>
+      <w:pPr>
+        <w:rPr>
+          <w:rFonts w:cstheme="minorHAnsi"/>
+        </w:rPr>
+      </w:pPr>
+      <w:r>
+        <w:rPr>
+          <w:rFonts w:cstheme="minorHAnsi"/>
+          <w:sz w:val="20"/>
+        </w:rPr>
+        <w:t>- `SortingBase.py` / `VisualizationApp.py` only if shared reusable behavior is needed</w:t>
       </w:r>
     </w:p>
     <w:p>
@@ -1757,39 +1198,7 @@
           <w:rFonts w:cstheme="minorHAnsi"/>
           <w:sz w:val="20"/>
         </w:rPr>
-        <w:t>I augmented `</w:t>
-      </w:r>
-      <w:proofErr w:type="spellStart"/>
-      <w:r>
-        <w:rPr>
-          <w:rFonts w:cstheme="minorHAnsi"/>
-          <w:sz w:val="20"/>
-        </w:rPr>
-        <w:t>SimpleArraySort</w:t>
-      </w:r>
-      <w:proofErr w:type="spellEnd"/>
-      <w:r>
-        <w:rPr>
-          <w:rFonts w:cstheme="minorHAnsi"/>
-          <w:sz w:val="20"/>
-        </w:rPr>
-        <w:t>` by adding **Cocktail Sort** in `</w:t>
-      </w:r>
-      <w:proofErr w:type="spellStart"/>
-      <w:r>
-        <w:rPr>
-          <w:rFonts w:cstheme="minorHAnsi"/>
-          <w:sz w:val="20"/>
-        </w:rPr>
-        <w:t>PythonVisualizations</w:t>
-      </w:r>
-      <w:proofErr w:type="spellEnd"/>
-      <w:r>
-        <w:rPr>
-          <w:rFonts w:cstheme="minorHAnsi"/>
-          <w:sz w:val="20"/>
-        </w:rPr>
-        <w:t>/SimpleSorting.py`.</w:t>
+        <w:t>I augmented `SimpleArraySort` by adding **Cocktail Sort** in `PythonVisualizations/SimpleSorting.py`.</w:t>
       </w:r>
     </w:p>
     <w:p>
@@ -1824,84 +1233,36 @@
           <w:rFonts w:cstheme="minorHAnsi"/>
           <w:sz w:val="20"/>
         </w:rPr>
-        <w:t>- `</w:t>
-      </w:r>
-      <w:proofErr w:type="spellStart"/>
-      <w:r>
-        <w:rPr>
-          <w:rFonts w:cstheme="minorHAnsi"/>
-          <w:sz w:val="20"/>
-        </w:rPr>
-        <w:t>cocktailSortCode</w:t>
-      </w:r>
-      <w:proofErr w:type="spellEnd"/>
-      <w:r>
-        <w:rPr>
-          <w:rFonts w:cstheme="minorHAnsi"/>
-          <w:sz w:val="20"/>
-        </w:rPr>
-        <w:t>` pseudocode string for code-panel display</w:t>
-      </w:r>
-    </w:p>
-    <w:p>
-      <w:pPr>
-        <w:rPr>
-          <w:rFonts w:cstheme="minorHAnsi"/>
-        </w:rPr>
-      </w:pPr>
-      <w:r>
-        <w:rPr>
-          <w:rFonts w:cstheme="minorHAnsi"/>
-          <w:sz w:val="20"/>
-        </w:rPr>
         <w:lastRenderedPageBreak/>
-        <w:t>- `</w:t>
-      </w:r>
-      <w:proofErr w:type="spellStart"/>
-      <w:r>
-        <w:rPr>
-          <w:rFonts w:cstheme="minorHAnsi"/>
-          <w:sz w:val="20"/>
-        </w:rPr>
-        <w:t>cocktailSort</w:t>
-      </w:r>
-      <w:proofErr w:type="spellEnd"/>
-      <w:r>
-        <w:rPr>
-          <w:rFonts w:cstheme="minorHAnsi"/>
-          <w:sz w:val="20"/>
-        </w:rPr>
-        <w:t>(...)` method with full animation</w:t>
-      </w:r>
-    </w:p>
-    <w:p>
-      <w:pPr>
-        <w:rPr>
-          <w:rFonts w:cstheme="minorHAnsi"/>
-        </w:rPr>
-      </w:pPr>
-      <w:r>
-        <w:rPr>
-          <w:rFonts w:cstheme="minorHAnsi"/>
-          <w:sz w:val="20"/>
-        </w:rPr>
-        <w:t>- `"Cocktail Sort"` operation button in `</w:t>
-      </w:r>
-      <w:proofErr w:type="spellStart"/>
-      <w:r>
-        <w:rPr>
-          <w:rFonts w:cstheme="minorHAnsi"/>
-          <w:sz w:val="20"/>
-        </w:rPr>
-        <w:t>makeButtons</w:t>
-      </w:r>
-      <w:proofErr w:type="spellEnd"/>
-      <w:r>
-        <w:rPr>
-          <w:rFonts w:cstheme="minorHAnsi"/>
-          <w:sz w:val="20"/>
-        </w:rPr>
-        <w:t>(...)`</w:t>
+        <w:t>- `cocktailSortCode` pseudocode string for code-panel display</w:t>
+      </w:r>
+    </w:p>
+    <w:p>
+      <w:pPr>
+        <w:rPr>
+          <w:rFonts w:cstheme="minorHAnsi"/>
+        </w:rPr>
+      </w:pPr>
+      <w:r>
+        <w:rPr>
+          <w:rFonts w:cstheme="minorHAnsi"/>
+          <w:sz w:val="20"/>
+        </w:rPr>
+        <w:t>- `cocktailSort(...)` method with full animation</w:t>
+      </w:r>
+    </w:p>
+    <w:p>
+      <w:pPr>
+        <w:rPr>
+          <w:rFonts w:cstheme="minorHAnsi"/>
+        </w:rPr>
+      </w:pPr>
+      <w:r>
+        <w:rPr>
+          <w:rFonts w:cstheme="minorHAnsi"/>
+          <w:sz w:val="20"/>
+        </w:rPr>
+        <w:t>- `"Cocktail Sort"` operation button in `makeButtons(...)`</w:t>
       </w:r>
     </w:p>
     <w:p>
@@ -1967,23 +1328,7 @@
           <w:rFonts w:cstheme="minorHAnsi"/>
           <w:sz w:val="20"/>
         </w:rPr>
-        <w:t xml:space="preserve">def </w:t>
-      </w:r>
-      <w:proofErr w:type="spellStart"/>
-      <w:r>
-        <w:rPr>
-          <w:rFonts w:cstheme="minorHAnsi"/>
-          <w:sz w:val="20"/>
-        </w:rPr>
-        <w:t>cocktailSort</w:t>
-      </w:r>
-      <w:proofErr w:type="spellEnd"/>
-      <w:r>
-        <w:rPr>
-          <w:rFonts w:cstheme="minorHAnsi"/>
-          <w:sz w:val="20"/>
-        </w:rPr>
-        <w:t>(self):</w:t>
+        <w:t>def cocktailSort(self):</w:t>
       </w:r>
     </w:p>
     <w:p>
@@ -2011,23 +1356,7 @@
           <w:rFonts w:cstheme="minorHAnsi"/>
           <w:sz w:val="20"/>
         </w:rPr>
-        <w:t xml:space="preserve">   right = self.__</w:t>
-      </w:r>
-      <w:proofErr w:type="spellStart"/>
-      <w:r>
-        <w:rPr>
-          <w:rFonts w:cstheme="minorHAnsi"/>
-          <w:sz w:val="20"/>
-        </w:rPr>
-        <w:t>nItems</w:t>
-      </w:r>
-      <w:proofErr w:type="spellEnd"/>
-      <w:r>
-        <w:rPr>
-          <w:rFonts w:cstheme="minorHAnsi"/>
-          <w:sz w:val="20"/>
-        </w:rPr>
-        <w:t xml:space="preserve"> - 1</w:t>
+        <w:t xml:space="preserve">   right = self.__nItems - 1</w:t>
       </w:r>
     </w:p>
     <w:p>
@@ -2097,69 +1426,21 @@
           <w:rFonts w:cstheme="minorHAnsi"/>
           <w:sz w:val="20"/>
         </w:rPr>
-        <w:t xml:space="preserve">         if </w:t>
-      </w:r>
-      <w:proofErr w:type="spellStart"/>
-      <w:r>
-        <w:rPr>
-          <w:rFonts w:cstheme="minorHAnsi"/>
-          <w:sz w:val="20"/>
-        </w:rPr>
-        <w:t>self.__a</w:t>
-      </w:r>
-      <w:proofErr w:type="spellEnd"/>
-      <w:r>
-        <w:rPr>
-          <w:rFonts w:cstheme="minorHAnsi"/>
-          <w:sz w:val="20"/>
-        </w:rPr>
-        <w:t xml:space="preserve">[inner] &gt; </w:t>
-      </w:r>
-      <w:proofErr w:type="spellStart"/>
-      <w:r>
-        <w:rPr>
-          <w:rFonts w:cstheme="minorHAnsi"/>
-          <w:sz w:val="20"/>
-        </w:rPr>
-        <w:t>self.__a</w:t>
-      </w:r>
-      <w:proofErr w:type="spellEnd"/>
-      <w:r>
-        <w:rPr>
-          <w:rFonts w:cstheme="minorHAnsi"/>
-          <w:sz w:val="20"/>
-        </w:rPr>
-        <w:t>[inner+1]:</w:t>
-      </w:r>
-    </w:p>
-    <w:p>
-      <w:pPr>
-        <w:rPr>
-          <w:rFonts w:cstheme="minorHAnsi"/>
-        </w:rPr>
-      </w:pPr>
-      <w:r>
-        <w:rPr>
-          <w:rFonts w:cstheme="minorHAnsi"/>
-          <w:sz w:val="20"/>
-        </w:rPr>
-        <w:t xml:space="preserve">            </w:t>
-      </w:r>
-      <w:proofErr w:type="spellStart"/>
-      <w:r>
-        <w:rPr>
-          <w:rFonts w:cstheme="minorHAnsi"/>
-          <w:sz w:val="20"/>
-        </w:rPr>
-        <w:t>self.swap</w:t>
-      </w:r>
-      <w:proofErr w:type="spellEnd"/>
-      <w:r>
-        <w:rPr>
-          <w:rFonts w:cstheme="minorHAnsi"/>
-          <w:sz w:val="20"/>
-        </w:rPr>
-        <w:t>(inner, inner+1)</w:t>
+        <w:t xml:space="preserve">         if self.__a[inner] &gt; self.__a[inner+1]:</w:t>
+      </w:r>
+    </w:p>
+    <w:p>
+      <w:pPr>
+        <w:rPr>
+          <w:rFonts w:cstheme="minorHAnsi"/>
+        </w:rPr>
+      </w:pPr>
+      <w:r>
+        <w:rPr>
+          <w:rFonts w:cstheme="minorHAnsi"/>
+          <w:sz w:val="20"/>
+        </w:rPr>
+        <w:t xml:space="preserve">            self.swap(inner, inner+1)</w:t>
       </w:r>
     </w:p>
     <w:p>
@@ -2257,69 +1538,21 @@
           <w:rFonts w:cstheme="minorHAnsi"/>
           <w:sz w:val="20"/>
         </w:rPr>
-        <w:t xml:space="preserve">         if </w:t>
-      </w:r>
-      <w:proofErr w:type="spellStart"/>
-      <w:r>
-        <w:rPr>
-          <w:rFonts w:cstheme="minorHAnsi"/>
-          <w:sz w:val="20"/>
-        </w:rPr>
-        <w:t>self.__a</w:t>
-      </w:r>
-      <w:proofErr w:type="spellEnd"/>
-      <w:r>
-        <w:rPr>
-          <w:rFonts w:cstheme="minorHAnsi"/>
-          <w:sz w:val="20"/>
-        </w:rPr>
-        <w:t xml:space="preserve">[inner-1] &gt; </w:t>
-      </w:r>
-      <w:proofErr w:type="spellStart"/>
-      <w:r>
-        <w:rPr>
-          <w:rFonts w:cstheme="minorHAnsi"/>
-          <w:sz w:val="20"/>
-        </w:rPr>
-        <w:t>self.__a</w:t>
-      </w:r>
-      <w:proofErr w:type="spellEnd"/>
-      <w:r>
-        <w:rPr>
-          <w:rFonts w:cstheme="minorHAnsi"/>
-          <w:sz w:val="20"/>
-        </w:rPr>
-        <w:t>[inner]:</w:t>
-      </w:r>
-    </w:p>
-    <w:p>
-      <w:pPr>
-        <w:rPr>
-          <w:rFonts w:cstheme="minorHAnsi"/>
-        </w:rPr>
-      </w:pPr>
-      <w:r>
-        <w:rPr>
-          <w:rFonts w:cstheme="minorHAnsi"/>
-          <w:sz w:val="20"/>
-        </w:rPr>
-        <w:t xml:space="preserve">            </w:t>
-      </w:r>
-      <w:proofErr w:type="spellStart"/>
-      <w:r>
-        <w:rPr>
-          <w:rFonts w:cstheme="minorHAnsi"/>
-          <w:sz w:val="20"/>
-        </w:rPr>
-        <w:t>self.swap</w:t>
-      </w:r>
-      <w:proofErr w:type="spellEnd"/>
-      <w:r>
-        <w:rPr>
-          <w:rFonts w:cstheme="minorHAnsi"/>
-          <w:sz w:val="20"/>
-        </w:rPr>
-        <w:t>(inner-1, inner)</w:t>
+        <w:t xml:space="preserve">         if self.__a[inner-1] &gt; self.__a[inner]:</w:t>
+      </w:r>
+    </w:p>
+    <w:p>
+      <w:pPr>
+        <w:rPr>
+          <w:rFonts w:cstheme="minorHAnsi"/>
+        </w:rPr>
+      </w:pPr>
+      <w:r>
+        <w:rPr>
+          <w:rFonts w:cstheme="minorHAnsi"/>
+          <w:sz w:val="20"/>
+        </w:rPr>
+        <w:t xml:space="preserve">            self.swap(inner-1, inner)</w:t>
       </w:r>
     </w:p>
     <w:p>
@@ -2365,6 +1598,60 @@
           <w:bCs/>
         </w:rPr>
       </w:pPr>
+      <w:r>
+        <w:rPr>
+          <w:noProof/>
+        </w:rPr>
+        <w:lastRenderedPageBreak/>
+        <w:drawing>
+          <wp:inline distT="0" distB="0" distL="0" distR="0" wp14:anchorId="0C6B58D8" wp14:editId="1127386C">
+            <wp:extent cx="5943600" cy="4810760"/>
+            <wp:effectExtent l="0" t="0" r="0" b="0"/>
+            <wp:docPr id="1217285088" name="Picture 2"/>
+            <wp:cNvGraphicFramePr>
+              <a:graphicFrameLocks xmlns:a="http://schemas.openxmlformats.org/drawingml/2006/main" noChangeAspect="1"/>
+            </wp:cNvGraphicFramePr>
+            <a:graphic xmlns:a="http://schemas.openxmlformats.org/drawingml/2006/main">
+              <a:graphicData uri="http://schemas.openxmlformats.org/drawingml/2006/picture">
+                <pic:pic xmlns:pic="http://schemas.openxmlformats.org/drawingml/2006/picture">
+                  <pic:nvPicPr>
+                    <pic:cNvPr id="0" name="Picture 6"/>
+                    <pic:cNvPicPr>
+                      <a:picLocks noChangeAspect="1" noChangeArrowheads="1"/>
+                    </pic:cNvPicPr>
+                  </pic:nvPicPr>
+                  <pic:blipFill>
+                    <a:blip r:embed="rId5">
+                      <a:extLst>
+                        <a:ext uri="{28A0092B-C50C-407E-A947-70E740481C1C}">
+                          <a14:useLocalDpi xmlns:a14="http://schemas.microsoft.com/office/drawing/2010/main" val="0"/>
+                        </a:ext>
+                      </a:extLst>
+                    </a:blip>
+                    <a:srcRect/>
+                    <a:stretch>
+                      <a:fillRect/>
+                    </a:stretch>
+                  </pic:blipFill>
+                  <pic:spPr bwMode="auto">
+                    <a:xfrm>
+                      <a:off x="0" y="0"/>
+                      <a:ext cx="5943600" cy="4810760"/>
+                    </a:xfrm>
+                    <a:prstGeom prst="rect">
+                      <a:avLst/>
+                    </a:prstGeom>
+                    <a:noFill/>
+                    <a:ln>
+                      <a:noFill/>
+                    </a:ln>
+                  </pic:spPr>
+                </pic:pic>
+              </a:graphicData>
+            </a:graphic>
+          </wp:inline>
+        </w:drawing>
+      </w:r>
     </w:p>
     <w:p>
       <w:pPr>
@@ -2538,50 +1825,33 @@
           <w:sz w:val="20"/>
           <w:szCs w:val="20"/>
         </w:rPr>
-        <w:t xml:space="preserve">- Early exit (`if not swapped: break`) demonstrates optimization </w:t>
-      </w:r>
-      <w:proofErr w:type="spellStart"/>
-      <w:r>
-        <w:rPr>
-          <w:rFonts w:cstheme="minorHAnsi"/>
-          <w:sz w:val="20"/>
-          <w:szCs w:val="20"/>
-        </w:rPr>
-        <w:t>behavior</w:t>
-      </w:r>
-      <w:proofErr w:type="spellEnd"/>
-      <w:r>
-        <w:rPr>
-          <w:rFonts w:cstheme="minorHAnsi"/>
-          <w:sz w:val="20"/>
-          <w:szCs w:val="20"/>
-        </w:rPr>
-        <w:t>.</w:t>
-      </w:r>
-    </w:p>
-    <w:p>
-      <w:pPr>
-        <w:rPr>
-          <w:rFonts w:cstheme="minorHAnsi"/>
-          <w:sz w:val="20"/>
-          <w:szCs w:val="20"/>
-        </w:rPr>
-      </w:pPr>
-    </w:p>
-    <w:p>
-      <w:pPr>
-        <w:rPr>
-          <w:rFonts w:cstheme="minorHAnsi"/>
-          <w:sz w:val="20"/>
-          <w:szCs w:val="20"/>
-        </w:rPr>
-      </w:pPr>
-      <w:r>
-        <w:rPr>
-          <w:rFonts w:cstheme="minorHAnsi"/>
-          <w:sz w:val="20"/>
-          <w:szCs w:val="20"/>
-        </w:rPr>
+        <w:t>- Early exit (`if not swapped: break`) demonstrates optimization behavior.</w:t>
+      </w:r>
+    </w:p>
+    <w:p>
+      <w:pPr>
+        <w:rPr>
+          <w:rFonts w:cstheme="minorHAnsi"/>
+          <w:sz w:val="20"/>
+          <w:szCs w:val="20"/>
+        </w:rPr>
+      </w:pPr>
+    </w:p>
+    <w:p>
+      <w:pPr>
+        <w:rPr>
+          <w:rFonts w:cstheme="minorHAnsi"/>
+          <w:sz w:val="20"/>
+          <w:szCs w:val="20"/>
+        </w:rPr>
+      </w:pPr>
+      <w:r>
+        <w:rPr>
+          <w:rFonts w:cstheme="minorHAnsi"/>
+          <w:sz w:val="20"/>
+          <w:szCs w:val="20"/>
+        </w:rPr>
+        <w:lastRenderedPageBreak/>
         <w:t>This is a meaningful paradigm variation while staying fully inside the existing framework.</w:t>
       </w:r>
     </w:p>
@@ -3209,6 +2479,29 @@
     <w:semiHidden/>
     <w:unhideWhenUsed/>
   </w:style>
+  <w:style w:type="character" w:styleId="Hyperlink">
+    <w:name w:val="Hyperlink"/>
+    <w:basedOn w:val="DefaultParagraphFont"/>
+    <w:uiPriority w:val="99"/>
+    <w:unhideWhenUsed/>
+    <w:rsid w:val="00475DC4"/>
+    <w:rPr>
+      <w:color w:val="0563C1" w:themeColor="hyperlink"/>
+      <w:u w:val="single"/>
+    </w:rPr>
+  </w:style>
+  <w:style w:type="character" w:styleId="UnresolvedMention">
+    <w:name w:val="Unresolved Mention"/>
+    <w:basedOn w:val="DefaultParagraphFont"/>
+    <w:uiPriority w:val="99"/>
+    <w:semiHidden/>
+    <w:unhideWhenUsed/>
+    <w:rsid w:val="00475DC4"/>
+    <w:rPr>
+      <w:color w:val="605E5C"/>
+      <w:shd w:val="clear" w:color="auto" w:fill="E1DFDD"/>
+    </w:rPr>
+  </w:style>
 </w:styles>
 </file>
 
